--- a/data/modelos/conformidad_contrato.docx
+++ b/data/modelos/conformidad_contrato.docx
@@ -190,7 +190,7 @@
           <w:sz w:val="24"/>
           <w:szCs w:val="24"/>
         </w:rPr>
-        <w:t>17 de marzo de 2026</w:t>
+        <w:t>29 de marzo de 2026</w:t>
       </w:r>
       <w:r>
         <w:rPr>
@@ -423,6 +423,7 @@
           <w:rFonts w:ascii="Garamond" w:hAnsi="Garamond" w:cs="Adobe Devanagari"/>
           <w:sz w:val="24"/>
           <w:szCs w:val="24"/>
+          <w:lang w:val="it-IT"/>
         </w:rPr>
       </w:pPr>
       <w:r>
@@ -430,6 +431,7 @@
           <w:rFonts w:ascii="Garamond" w:hAnsi="Garamond" w:cs="Arial"/>
           <w:sz w:val="24"/>
           <w:szCs w:val="24"/>
+          <w:lang w:val="it-IT"/>
         </w:rPr>
         <w:t>Atentamente,</w:t>
       </w:r>
@@ -441,56 +443,62 @@
           <w:rFonts w:ascii="Garamond" w:hAnsi="Garamond"/>
           <w:sz w:val="24"/>
           <w:szCs w:val="24"/>
-        </w:rPr>
-      </w:pPr>
-    </w:p>
-    <w:p>
-      <w:pPr>
-        <w:pStyle w:val="Textoindependiente"/>
-        <w:rPr>
-          <w:rFonts w:ascii="Garamond" w:hAnsi="Garamond"/>
-          <w:sz w:val="24"/>
-          <w:szCs w:val="24"/>
-        </w:rPr>
-      </w:pPr>
-    </w:p>
-    <w:p>
-      <w:pPr>
-        <w:pStyle w:val="Textoindependiente"/>
-        <w:rPr>
-          <w:rFonts w:ascii="Garamond" w:hAnsi="Garamond"/>
-          <w:sz w:val="24"/>
-          <w:szCs w:val="24"/>
-        </w:rPr>
-      </w:pPr>
-    </w:p>
-    <w:p>
-      <w:pPr>
-        <w:pStyle w:val="Textoindependiente"/>
-        <w:rPr>
-          <w:rFonts w:ascii="Garamond" w:hAnsi="Garamond"/>
-          <w:sz w:val="24"/>
-          <w:szCs w:val="24"/>
-        </w:rPr>
-      </w:pPr>
-    </w:p>
-    <w:p>
-      <w:pPr>
-        <w:pStyle w:val="Textoindependiente"/>
-        <w:rPr>
-          <w:rFonts w:ascii="Garamond" w:hAnsi="Garamond"/>
-          <w:sz w:val="24"/>
-          <w:szCs w:val="24"/>
-        </w:rPr>
-      </w:pPr>
-    </w:p>
-    <w:p>
-      <w:pPr>
-        <w:pStyle w:val="Textoindependiente"/>
-        <w:rPr>
-          <w:rFonts w:ascii="Garamond" w:hAnsi="Garamond"/>
-          <w:sz w:val="24"/>
-          <w:szCs w:val="24"/>
+          <w:lang w:val="it-IT"/>
+        </w:rPr>
+      </w:pPr>
+    </w:p>
+    <w:p>
+      <w:pPr>
+        <w:pStyle w:val="Textoindependiente"/>
+        <w:rPr>
+          <w:rFonts w:ascii="Garamond" w:hAnsi="Garamond"/>
+          <w:sz w:val="24"/>
+          <w:szCs w:val="24"/>
+          <w:lang w:val="it-IT"/>
+        </w:rPr>
+      </w:pPr>
+    </w:p>
+    <w:p>
+      <w:pPr>
+        <w:pStyle w:val="Textoindependiente"/>
+        <w:rPr>
+          <w:rFonts w:ascii="Garamond" w:hAnsi="Garamond"/>
+          <w:sz w:val="24"/>
+          <w:szCs w:val="24"/>
+          <w:lang w:val="it-IT"/>
+        </w:rPr>
+      </w:pPr>
+    </w:p>
+    <w:p>
+      <w:pPr>
+        <w:pStyle w:val="Textoindependiente"/>
+        <w:rPr>
+          <w:rFonts w:ascii="Garamond" w:hAnsi="Garamond"/>
+          <w:sz w:val="24"/>
+          <w:szCs w:val="24"/>
+          <w:lang w:val="it-IT"/>
+        </w:rPr>
+      </w:pPr>
+    </w:p>
+    <w:p>
+      <w:pPr>
+        <w:pStyle w:val="Textoindependiente"/>
+        <w:rPr>
+          <w:rFonts w:ascii="Garamond" w:hAnsi="Garamond"/>
+          <w:sz w:val="24"/>
+          <w:szCs w:val="24"/>
+          <w:lang w:val="it-IT"/>
+        </w:rPr>
+      </w:pPr>
+    </w:p>
+    <w:p>
+      <w:pPr>
+        <w:pStyle w:val="Textoindependiente"/>
+        <w:rPr>
+          <w:rFonts w:ascii="Garamond" w:hAnsi="Garamond"/>
+          <w:sz w:val="24"/>
+          <w:szCs w:val="24"/>
+          <w:lang w:val="it-IT"/>
         </w:rPr>
       </w:pPr>
     </w:p>
@@ -504,6 +512,7 @@
           <w:b/>
           <w:sz w:val="24"/>
           <w:szCs w:val="24"/>
+          <w:lang w:val="it-IT"/>
         </w:rPr>
       </w:pPr>
       <w:r>
@@ -512,6 +521,7 @@
           <w:b/>
           <w:sz w:val="24"/>
           <w:szCs w:val="24"/>
+          <w:lang w:val="it-IT"/>
         </w:rPr>
         <w:t>Dr. Guillaume Yannick Serge Oisel</w:t>
       </w:r>
@@ -535,50 +545,6 @@
         </w:rPr>
         <w:t>Director Ejecutivo del Centro de Idiomas de la UNMSM</w:t>
       </w:r>
-    </w:p>
-    <w:p>
-      <w:pPr>
-        <w:pStyle w:val="Textoindependiente"/>
-        <w:rPr>
-          <w:rFonts w:ascii="Garamond" w:hAnsi="Garamond"/>
-          <w:b/>
-          <w:sz w:val="24"/>
-          <w:szCs w:val="24"/>
-        </w:rPr>
-      </w:pPr>
-    </w:p>
-    <w:p>
-      <w:pPr>
-        <w:pStyle w:val="Textoindependiente"/>
-        <w:rPr>
-          <w:rFonts w:ascii="Garamond" w:hAnsi="Garamond"/>
-          <w:b/>
-          <w:sz w:val="24"/>
-          <w:szCs w:val="24"/>
-        </w:rPr>
-      </w:pPr>
-    </w:p>
-    <w:p>
-      <w:pPr>
-        <w:pStyle w:val="Textoindependiente"/>
-        <w:rPr>
-          <w:rFonts w:ascii="Garamond" w:hAnsi="Garamond"/>
-          <w:b/>
-          <w:sz w:val="24"/>
-          <w:szCs w:val="24"/>
-        </w:rPr>
-      </w:pPr>
-    </w:p>
-    <w:p>
-      <w:pPr>
-        <w:pStyle w:val="Textoindependiente"/>
-        <w:rPr>
-          <w:rFonts w:ascii="Garamond" w:hAnsi="Garamond"/>
-          <w:b/>
-          <w:sz w:val="24"/>
-          <w:szCs w:val="24"/>
-        </w:rPr>
-      </w:pPr>
     </w:p>
     <w:sectPr>
       <w:headerReference w:type="default" r:id="rId6"/>
